--- a/published/ai-family/04_screens_toys_tools/06_learning/study-guides/06_learning-practice_quiz.docx
+++ b/published/ai-family/04_screens_toys_tools/06_learning/study-guides/06_learning-practice_quiz.docx
@@ -4,108 +4,58 @@
   <w:body>
     <w:p>
       <w:r>
-        <w:t>Practice Quiz: Learning</w:t>
+        <w:t>Practice Quiz: Bugs and Updates</w:t>
       </w:r>
     </w:p>
     <w:p>
       <w:r>
-        <w:t>Part A: Multiple Choice</w:t>
+        <w:t>Part A: Reflect Together</w:t>
       </w:r>
     </w:p>
     <w:p>
       <w:r>
-        <w:t>What is the primary role of Learning in Active Inference?</w:t>
+        <w:t>What is a Computer Bug? A) A spider.</w:t>
         <w:br/>
-        <w:t>A) To maximize reward</w:t>
+        <w:t xml:space="preserve">    B) A mistake in the code.</w:t>
         <w:br/>
-        <w:t>B) To minimize variational free energy</w:t>
-        <w:br/>
-        <w:t>C) To increase entropy</w:t>
-        <w:br/>
-        <w:t>D) To eliminate the Markov Blanket</w:t>
+        <w:t xml:space="preserve">    C) A virus.</w:t>
       </w:r>
     </w:p>
     <w:p>
       <w:r>
-        <w:t>In Family, Learning is best described as:</w:t>
+        <w:t>What do you do when you find a bug? A) Cry.</w:t>
         <w:br/>
-        <w:t>A) A static property</w:t>
+        <w:t xml:space="preserve">    B) Debug it (Fix it).</w:t>
         <w:br/>
-        <w:t>B) A dynamic process</w:t>
-        <w:br/>
-        <w:t>C) An external state</w:t>
-        <w:br/>
-        <w:t>D) A random variable</w:t>
+        <w:t xml:space="preserve">    C) Throw the computer away.</w:t>
       </w:r>
     </w:p>
     <w:p>
       <w:r>
-        <w:t>Which mathematical quantity is most central to Learning?</w:t>
-        <w:br/>
-        <w:t>A) The Lagrangian</w:t>
-        <w:br/>
-        <w:t>B) The expected free energy</w:t>
-        <w:br/>
-        <w:t>C) The surprisal</w:t>
-        <w:br/>
-        <w:t>D) The precision</w:t>
+        <w:t>True or False : Even the best programmers make mistakes.</w:t>
       </w:r>
     </w:p>
     <w:p>
       <w:r>
-        <w:t>How does Learning relate to the concept of the Generative Model?</w:t>
+        <w:t>(True. Everyone has bugs).     What is an Update? A) A new version of the software with fixes.</w:t>
         <w:br/>
-        <w:t>A) It is separate from the model</w:t>
+        <w:t xml:space="preserve">    B) A date.</w:t>
         <w:br/>
-        <w:t>B) It is a component of the model</w:t>
-        <w:br/>
-        <w:t>C) It destroys the model</w:t>
-        <w:br/>
-        <w:t>D) It is only relevant for the environment</w:t>
+        <w:t xml:space="preserve">    C) A sandwich.</w:t>
       </w:r>
     </w:p>
     <w:p>
       <w:r>
-        <w:t>A failure in Learning would likely result in:</w:t>
+        <w:t>Who fixes the bugs? A) The User.</w:t>
         <w:br/>
-        <w:t>A) Perfect prediction</w:t>
+        <w:t xml:space="preserve">    B) The Developer (Programmer).</w:t>
         <w:br/>
-        <w:t>B) Generalized surprise</w:t>
-        <w:br/>
-        <w:t>C) Immediate death of the agent</w:t>
-        <w:br/>
-        <w:t>D) Zero entropy</w:t>
+        <w:t xml:space="preserve">    C) The Dog.</w:t>
       </w:r>
     </w:p>
     <w:p>
       <w:r>
-        <w:t>Which scale is most relevant for analyzing Learning in this course?</w:t>
-        <w:br/>
-        <w:t>A) Quantum</w:t>
-        <w:br/>
-        <w:t>B) Neural</w:t>
-        <w:br/>
-        <w:t>C) Social</w:t>
-        <w:br/>
-        <w:t>D) All of the above</w:t>
-      </w:r>
-    </w:p>
-    <w:p>
-      <w:r>
-        <w:t>Learning connects directly to which other component?</w:t>
-        <w:br/>
-        <w:t>A) The step before it</w:t>
-        <w:br/>
-        <w:t>B) The step after it</w:t>
-        <w:br/>
-        <w:t>C) Both A and B</w:t>
-        <w:br/>
-        <w:t>D) None of the above</w:t>
-      </w:r>
-    </w:p>
-    <w:p>
-      <w:r>
-        <w:t>Part B: Short Answer</w:t>
+        <w:t>Part B: Discussion Questions</w:t>
       </w:r>
     </w:p>
     <w:sectPr>
